--- a/HRCP-KKU-Academic/uploads/academic/position/1/p2doc_9.docx
+++ b/HRCP-KKU-Academic/uploads/academic/position/1/p2doc_9.docx
@@ -1516,7 +1516,7 @@
         <w:spacing w:after="0" w:line="276" w:lineRule="auto"/>
         <w:ind w:left="720" w:firstLine="720"/>
         <w:rPr>
-          <w:rFonts w:ascii="TH Sarabun New" w:hAnsi="TH Sarabun New" w:cs="TH Sarabun New"/>
+          <w:rFonts w:ascii="TH Sarabun New" w:hAnsi="TH Sarabun New" w:cs="TH Sarabun New" w:hint="cs"/>
           <w:sz w:val="32"/>
           <w:szCs w:val="32"/>
         </w:rPr>
@@ -1567,6 +1567,16 @@
           <w:cs/>
         </w:rPr>
         <w:t>หนังสือ</w:t>
+      </w:r>
+      <w:r>
+        <w:rPr>
+          <w:rFonts w:ascii="Arial" w:hAnsi="Arial" w:cs="Arial"/>
+          <w:color w:val="E2E5E9"/>
+          <w:sz w:val="21"/>
+          <w:szCs w:val="21"/>
+          <w:shd w:val="clear" w:color="auto" w:fill="303030"/>
+        </w:rPr>
+        <w:t xml:space="preserve"> </w:t>
       </w:r>
     </w:p>
     <w:p>
@@ -4845,7 +4855,6 @@
   <w:style w:type="character" w:default="1" w:styleId="DefaultParagraphFont">
     <w:name w:val="Default Paragraph Font"/>
     <w:uiPriority w:val="1"/>
-    <w:semiHidden/>
     <w:unhideWhenUsed/>
   </w:style>
   <w:style w:type="table" w:default="1" w:styleId="TableNormal">

--- a/HRCP-KKU-Academic/uploads/academic/position/1/p2doc_9.docx
+++ b/HRCP-KKU-Academic/uploads/academic/position/1/p2doc_9.docx
@@ -200,7 +200,7 @@
           <w:sz w:val="32"/>
           <w:szCs w:val="32"/>
         </w:rPr>
-        <w:t>นายeee3ปป</w:t>
+        <w:t>นายโจ จิ</w:t>
       </w:r>
     </w:p>
     <w:p>
@@ -243,7 +243,7 @@
         <w:rPr>
           <w:rFonts w:ascii="MS Gothic" w:eastAsia="MS Gothic" w:hAnsi="MS Gothic"/>
         </w:rPr>
-        <w:t>☐</w:t>
+        <w:t>☑</w:t>
       </w:r>
       <w:r>
         <w:rPr>
@@ -265,6 +265,308 @@
           <w:sz w:val="32"/>
           <w:szCs w:val="32"/>
         </w:rPr>
+        <w:t xml:space="preserve"> </w:t>
+      </w:r>
+      <w:r>
+        <w:rPr>
+          <w:rFonts w:ascii="TH Sarabun New" w:hAnsi="TH Sarabun New" w:cs="TH Sarabun New"/>
+          <w:sz w:val="32"/>
+          <w:szCs w:val="32"/>
+          <w:cs/>
+        </w:rPr>
+        <w:t>ผู้ประพันธ์อันดับแรก</w:t>
+      </w:r>
+      <w:r>
+        <w:rPr>
+          <w:rFonts w:ascii="TH Sarabun New" w:hAnsi="TH Sarabun New" w:cs="TH Sarabun New"/>
+          <w:sz w:val="32"/>
+          <w:szCs w:val="32"/>
+          <w:cs/>
+        </w:rPr>
+        <w:t xml:space="preserve"> (</w:t>
+      </w:r>
+      <w:r>
+        <w:rPr>
+          <w:rFonts w:ascii="TH Sarabun New" w:hAnsi="TH Sarabun New" w:cs="TH Sarabun New"/>
+          <w:sz w:val="32"/>
+          <w:szCs w:val="32"/>
+        </w:rPr>
+        <w:t>first</w:t>
+      </w:r>
+      <w:r>
+        <w:rPr>
+          <w:rFonts w:ascii="TH Sarabun New" w:hAnsi="TH Sarabun New" w:cs="TH Sarabun New"/>
+          <w:sz w:val="32"/>
+          <w:szCs w:val="32"/>
+          <w:cs/>
+        </w:rPr>
+        <w:t xml:space="preserve"> </w:t>
+      </w:r>
+      <w:r>
+        <w:rPr>
+          <w:rFonts w:ascii="TH Sarabun New" w:hAnsi="TH Sarabun New" w:cs="TH Sarabun New"/>
+          <w:sz w:val="32"/>
+          <w:szCs w:val="32"/>
+        </w:rPr>
+        <w:t>author</w:t>
+      </w:r>
+      <w:r>
+        <w:rPr>
+          <w:rFonts w:ascii="TH Sarabun New" w:hAnsi="TH Sarabun New" w:cs="TH Sarabun New"/>
+          <w:sz w:val="32"/>
+          <w:szCs w:val="32"/>
+          <w:cs/>
+        </w:rPr>
+        <w:t>)</w:t>
+      </w:r>
+    </w:p>
+    <w:p>
+      <w:pPr>
+        <w:spacing w:after="0" w:line="240" w:lineRule="auto"/>
+        <w:rPr>
+          <w:rFonts w:ascii="TH Sarabun New" w:hAnsi="TH Sarabun New" w:cs="TH Sarabun New"/>
+          <w:sz w:val="32"/>
+          <w:szCs w:val="32"/>
+        </w:rPr>
+      </w:pPr>
+      <w:r>
+        <w:rPr>
+          <w:rFonts w:ascii="TH Sarabun New" w:hAnsi="TH Sarabun New" w:cs="TH Sarabun New"/>
+          <w:sz w:val="32"/>
+          <w:szCs w:val="32"/>
+        </w:rPr>
+        <w:t/>
+      </w:r>
+      <w:r>
+        <w:rPr>
+          <w:rFonts w:ascii="TH Sarabun New" w:hAnsi="TH Sarabun New" w:cs="TH Sarabun New"/>
+          <w:sz w:val="32"/>
+          <w:szCs w:val="32"/>
+        </w:rPr>
+        <w:t xml:space="preserve"> </w:t>
+      </w:r>
+      <w:r>
+        <w:rPr>
+          <w:rFonts w:ascii="TH Sarabun New" w:hAnsi="TH Sarabun New" w:cs="TH Sarabun New"/>
+          <w:sz w:val="32"/>
+          <w:szCs w:val="32"/>
+        </w:rPr>
+        <w:t xml:space="preserve"> </w:t>
+      </w:r>
+      <w:r>
+        <w:rPr>
+          <w:rFonts w:ascii="TH Sarabun New" w:hAnsi="TH Sarabun New" w:cs="TH Sarabun New"/>
+          <w:sz w:val="32"/>
+          <w:szCs w:val="32"/>
+          <w:cs/>
+        </w:rPr>
+        <w:t>ผู้มีส่วนสำคัญทางปัญญา</w:t>
+      </w:r>
+      <w:r>
+        <w:rPr>
+          <w:rFonts w:ascii="TH Sarabun New" w:hAnsi="TH Sarabun New" w:cs="TH Sarabun New"/>
+          <w:sz w:val="32"/>
+          <w:szCs w:val="32"/>
+          <w:cs/>
+        </w:rPr>
+        <w:t xml:space="preserve"> </w:t>
+      </w:r>
+      <w:r>
+        <w:rPr>
+          <w:rFonts w:ascii="TH Sarabun New" w:hAnsi="TH Sarabun New" w:cs="TH Sarabun New"/>
+          <w:sz w:val="32"/>
+          <w:szCs w:val="32"/>
+          <w:cs/>
+        </w:rPr>
+        <w:t>(</w:t>
+      </w:r>
+      <w:r>
+        <w:rPr>
+          <w:rFonts w:ascii="TH Sarabun New" w:hAnsi="TH Sarabun New" w:cs="TH Sarabun New"/>
+          <w:sz w:val="32"/>
+          <w:szCs w:val="32"/>
+        </w:rPr>
+        <w:t>essentially intellectual contributor)</w:t>
+      </w:r>
+    </w:p>
+    <w:p>
+      <w:pPr>
+        <w:spacing w:after="0" w:line="240" w:lineRule="auto"/>
+        <w:rPr>
+          <w:rFonts w:ascii="TH Sarabun New" w:hAnsi="TH Sarabun New" w:cs="TH Sarabun New"/>
+          <w:sz w:val="32"/>
+          <w:szCs w:val="32"/>
+        </w:rPr>
+      </w:pPr>
+      <w:r>
+        <w:rPr>
+          <w:rFonts w:ascii="TH Sarabun New" w:hAnsi="TH Sarabun New" w:cs="TH Sarabun New"/>
+          <w:sz w:val="32"/>
+          <w:szCs w:val="32"/>
+        </w:rPr>
+        <w:t/>
+      </w:r>
+      <w:r>
+        <w:rPr>
+          <w:rFonts w:ascii="MS Gothic" w:eastAsia="MS Gothic" w:hAnsi="MS Gothic"/>
+        </w:rPr>
+        <w:t>☑</w:t>
+      </w:r>
+      <w:r>
+        <w:rPr>
+          <w:rFonts w:ascii="TH Sarabun New" w:hAnsi="TH Sarabun New" w:cs="TH Sarabun New"/>
+        </w:rPr>
+        <w:t xml:space="preserve"/>
+      </w:r>
+      <w:r>
+        <w:rPr>
+          <w:rFonts w:ascii="TH Sarabun New" w:hAnsi="TH Sarabun New" w:cs="TH Sarabun New"/>
+          <w:sz w:val="32"/>
+          <w:szCs w:val="32"/>
+        </w:rPr>
+        <w:t/>
+      </w:r>
+      <w:r>
+        <w:rPr>
+          <w:rFonts w:ascii="TH Sarabun New" w:hAnsi="TH Sarabun New" w:cs="TH Sarabun New"/>
+          <w:sz w:val="32"/>
+          <w:szCs w:val="32"/>
+        </w:rPr>
+        <w:t/>
+      </w:r>
+      <w:r>
+        <w:rPr>
+          <w:rFonts w:ascii="TH Sarabun New" w:hAnsi="TH Sarabun New" w:cs="TH Sarabun New"/>
+          <w:sz w:val="32"/>
+          <w:szCs w:val="32"/>
+        </w:rPr>
+        <w:t xml:space="preserve">  </w:t>
+      </w:r>
+      <w:r>
+        <w:rPr>
+          <w:rFonts w:ascii="TH Sarabun New" w:hAnsi="TH Sarabun New" w:cs="TH Sarabun New"/>
+          <w:sz w:val="32"/>
+          <w:szCs w:val="32"/>
+          <w:cs/>
+        </w:rPr>
+        <w:t>ผู้ประพันธ์บรรณกิจ</w:t>
+      </w:r>
+      <w:r>
+        <w:rPr>
+          <w:rFonts w:ascii="TH Sarabun New" w:hAnsi="TH Sarabun New" w:cs="TH Sarabun New"/>
+          <w:sz w:val="32"/>
+          <w:szCs w:val="32"/>
+          <w:cs/>
+        </w:rPr>
+        <w:t xml:space="preserve"> </w:t>
+      </w:r>
+      <w:r>
+        <w:rPr>
+          <w:rFonts w:ascii="TH Sarabun New" w:hAnsi="TH Sarabun New" w:cs="TH Sarabun New"/>
+          <w:sz w:val="32"/>
+          <w:szCs w:val="32"/>
+          <w:cs/>
+        </w:rPr>
+        <w:t>(</w:t>
+      </w:r>
+      <w:r>
+        <w:rPr>
+          <w:rFonts w:ascii="TH Sarabun New" w:hAnsi="TH Sarabun New" w:cs="TH Sarabun New"/>
+          <w:sz w:val="32"/>
+          <w:szCs w:val="32"/>
+        </w:rPr>
+        <w:t>corresponding author)</w:t>
+      </w:r>
+    </w:p>
+    <w:p>
+      <w:pPr>
+        <w:spacing w:after="0" w:line="240" w:lineRule="auto"/>
+        <w:rPr>
+          <w:rFonts w:ascii="TH Sarabun New" w:hAnsi="TH Sarabun New" w:cs="TH Sarabun New"/>
+          <w:sz w:val="32"/>
+          <w:szCs w:val="32"/>
+        </w:rPr>
+      </w:pPr>
+      <w:r>
+        <w:rPr>
+          <w:rFonts w:ascii="TH Sarabun New" w:hAnsi="TH Sarabun New" w:cs="TH Sarabun New"/>
+          <w:sz w:val="32"/>
+          <w:szCs w:val="32"/>
+          <w:cs/>
+        </w:rPr>
+        <w:t>ค.</w:t>
+      </w:r>
+      <w:r>
+        <w:rPr>
+          <w:rFonts w:ascii="TH Sarabun New" w:hAnsi="TH Sarabun New" w:cs="TH Sarabun New"/>
+          <w:sz w:val="32"/>
+          <w:szCs w:val="32"/>
+          <w:cs/>
+        </w:rPr>
+        <w:t xml:space="preserve"> </w:t>
+      </w:r>
+      <w:r>
+        <w:rPr>
+          <w:rFonts w:ascii="TH Sarabun New" w:hAnsi="TH Sarabun New" w:cs="TH Sarabun New"/>
+          <w:sz w:val="32"/>
+          <w:szCs w:val="32"/>
+          <w:cs/>
+        </w:rPr>
+        <w:t>ประเภทของผลงาน</w:t>
+      </w:r>
+    </w:p>
+    <w:p>
+      <w:pPr>
+        <w:spacing w:after="0" w:line="240" w:lineRule="auto"/>
+        <w:rPr>
+          <w:rFonts w:ascii="TH Sarabun New" w:hAnsi="TH Sarabun New" w:cs="TH Sarabun New"/>
+          <w:sz w:val="32"/>
+          <w:szCs w:val="32"/>
+        </w:rPr>
+      </w:pPr>
+      <w:r>
+        <w:rPr>
+          <w:rFonts w:ascii="TH Sarabun New" w:hAnsi="TH Sarabun New" w:cs="TH Sarabun New"/>
+          <w:sz w:val="32"/>
+          <w:szCs w:val="32"/>
+          <w:cs/>
+        </w:rPr>
+        <w:t>กลุ่มที่</w:t>
+      </w:r>
+      <w:r>
+        <w:rPr>
+          <w:rFonts w:ascii="TH Sarabun New" w:hAnsi="TH Sarabun New" w:cs="TH Sarabun New"/>
+          <w:sz w:val="32"/>
+          <w:szCs w:val="32"/>
+          <w:cs/>
+        </w:rPr>
+        <w:t xml:space="preserve"> </w:t>
+      </w:r>
+      <w:r>
+        <w:rPr>
+          <w:rFonts w:ascii="TH Sarabun New" w:hAnsi="TH Sarabun New" w:cs="TH Sarabun New"/>
+          <w:sz w:val="32"/>
+          <w:szCs w:val="32"/>
+          <w:cs/>
+        </w:rPr>
+        <w:t xml:space="preserve"> </w:t>
+      </w:r>
+      <w:r>
+        <w:rPr>
+          <w:rFonts w:ascii="TH Sarabun New" w:hAnsi="TH Sarabun New" w:cs="TH Sarabun New"/>
+          <w:sz w:val="32"/>
+          <w:szCs w:val="32"/>
+          <w:cs/>
+        </w:rPr>
+        <w:t>๑</w:t>
+      </w:r>
+      <w:r>
+        <w:rPr>
+          <w:rFonts w:ascii="TH Sarabun New" w:hAnsi="TH Sarabun New" w:cs="TH Sarabun New"/>
+          <w:sz w:val="32"/>
+          <w:szCs w:val="32"/>
+          <w:cs/>
+        </w:rPr>
         <w:tab/>
       </w:r>
       <w:r>
@@ -272,26 +574,20 @@
           <w:rFonts w:ascii="TH Sarabun New" w:hAnsi="TH Sarabun New" w:cs="TH Sarabun New"/>
           <w:sz w:val="32"/>
           <w:szCs w:val="32"/>
-          <w:cs/>
-        </w:rPr>
-        <w:t>ผู้ประพันธ์อันดับแรก</w:t>
-      </w:r>
-      <w:r>
-        <w:rPr>
-          <w:rFonts w:ascii="TH Sarabun New" w:hAnsi="TH Sarabun New" w:cs="TH Sarabun New"/>
-          <w:sz w:val="32"/>
-          <w:szCs w:val="32"/>
-          <w:cs/>
-        </w:rPr>
-        <w:t xml:space="preserve"> (</w:t>
-      </w:r>
-      <w:r>
-        <w:rPr>
-          <w:rFonts w:ascii="TH Sarabun New" w:hAnsi="TH Sarabun New" w:cs="TH Sarabun New"/>
-          <w:sz w:val="32"/>
-          <w:szCs w:val="32"/>
-        </w:rPr>
-        <w:t>first</w:t>
+        </w:rPr>
+        <w:t/>
+      </w:r>
+      <w:r>
+        <w:rPr>
+          <w:rFonts w:ascii="MS Gothic" w:eastAsia="MS Gothic" w:hAnsi="MS Gothic"/>
+        </w:rPr>
+        <w:t>☑</w:t>
+      </w:r>
+      <w:r>
+        <w:rPr>
+          <w:rFonts w:ascii="TH Sarabun New" w:hAnsi="TH Sarabun New" w:cs="TH Sarabun New"/>
+        </w:rPr>
+        <w:t xml:space="preserve"/>
       </w:r>
       <w:r>
         <w:rPr>
@@ -307,22 +603,78 @@
           <w:rFonts w:ascii="TH Sarabun New" w:hAnsi="TH Sarabun New" w:cs="TH Sarabun New"/>
           <w:sz w:val="32"/>
           <w:szCs w:val="32"/>
-        </w:rPr>
-        <w:t>author</w:t>
-      </w:r>
-      <w:r>
-        <w:rPr>
-          <w:rFonts w:ascii="TH Sarabun New" w:hAnsi="TH Sarabun New" w:cs="TH Sarabun New"/>
-          <w:sz w:val="32"/>
-          <w:szCs w:val="32"/>
-          <w:cs/>
-        </w:rPr>
-        <w:t>)</w:t>
-      </w:r>
-    </w:p>
-    <w:p>
-      <w:pPr>
-        <w:spacing w:after="0" w:line="240" w:lineRule="auto"/>
+          <w:cs/>
+        </w:rPr>
+        <w:t>งานวิจัย</w:t>
+      </w:r>
+    </w:p>
+    <w:p>
+      <w:pPr>
+        <w:spacing w:after="0" w:line="240" w:lineRule="auto"/>
+        <w:rPr>
+          <w:rFonts w:ascii="TH Sarabun New" w:hAnsi="TH Sarabun New" w:cs="TH Sarabun New"/>
+          <w:sz w:val="32"/>
+          <w:szCs w:val="32"/>
+        </w:rPr>
+      </w:pPr>
+      <w:r>
+        <w:rPr>
+          <w:rFonts w:ascii="TH Sarabun New" w:hAnsi="TH Sarabun New" w:cs="TH Sarabun New"/>
+          <w:sz w:val="32"/>
+          <w:szCs w:val="32"/>
+          <w:cs/>
+        </w:rPr>
+        <w:t>กลุ่มที่</w:t>
+      </w:r>
+      <w:r>
+        <w:rPr>
+          <w:rFonts w:ascii="TH Sarabun New" w:hAnsi="TH Sarabun New" w:cs="TH Sarabun New"/>
+          <w:sz w:val="32"/>
+          <w:szCs w:val="32"/>
+          <w:cs/>
+        </w:rPr>
+        <w:t xml:space="preserve"> </w:t>
+      </w:r>
+      <w:r>
+        <w:rPr>
+          <w:rFonts w:ascii="TH Sarabun New" w:hAnsi="TH Sarabun New" w:cs="TH Sarabun New"/>
+          <w:sz w:val="32"/>
+          <w:szCs w:val="32"/>
+          <w:cs/>
+        </w:rPr>
+        <w:t xml:space="preserve"> </w:t>
+      </w:r>
+      <w:r>
+        <w:rPr>
+          <w:rFonts w:ascii="TH Sarabun New" w:hAnsi="TH Sarabun New" w:cs="TH Sarabun New"/>
+          <w:sz w:val="32"/>
+          <w:szCs w:val="32"/>
+          <w:cs/>
+        </w:rPr>
+        <w:t>๒</w:t>
+      </w:r>
+      <w:r>
+        <w:rPr>
+          <w:rFonts w:ascii="TH Sarabun New" w:hAnsi="TH Sarabun New" w:cs="TH Sarabun New"/>
+          <w:sz w:val="32"/>
+          <w:szCs w:val="32"/>
+          <w:cs/>
+        </w:rPr>
+        <w:tab/>
+      </w:r>
+      <w:r>
+        <w:rPr>
+          <w:rFonts w:ascii="TH Sarabun New" w:hAnsi="TH Sarabun New" w:cs="TH Sarabun New"/>
+          <w:sz w:val="32"/>
+          <w:szCs w:val="32"/>
+          <w:cs/>
+        </w:rPr>
+        <w:t>ผลงานทางวิชาการในลักษณะอื่น</w:t>
+      </w:r>
+    </w:p>
+    <w:p>
+      <w:pPr>
+        <w:spacing w:after="0" w:line="276" w:lineRule="auto"/>
         <w:rPr>
           <w:rFonts w:ascii="TH Sarabun New" w:hAnsi="TH Sarabun New" w:cs="TH Sarabun New"/>
           <w:sz w:val="32"/>
@@ -339,9 +691,134 @@
       </w:r>
       <w:r>
         <w:rPr>
+          <w:rFonts w:ascii="TH Sarabun New" w:hAnsi="TH Sarabun New" w:cs="TH Sarabun New"/>
+          <w:sz w:val="32"/>
+          <w:szCs w:val="32"/>
+          <w:cs/>
+        </w:rPr>
+        <w:t>ผลงานวิชาการเพื่ออุตสาหกรรม</w:t>
+      </w:r>
+      <w:r>
+        <w:rPr>
+          <w:rFonts w:ascii="TH Sarabun New" w:hAnsi="TH Sarabun New" w:cs="TH Sarabun New"/>
+          <w:sz w:val="32"/>
+          <w:szCs w:val="32"/>
+          <w:cs/>
+        </w:rPr>
+        <w:tab/>
+      </w:r>
+      <w:r>
+        <w:rPr>
+          <w:rFonts w:ascii="TH Sarabun New" w:hAnsi="TH Sarabun New" w:cs="TH Sarabun New"/>
+          <w:sz w:val="32"/>
+          <w:szCs w:val="32"/>
+          <w:cs/>
+        </w:rPr>
+        <w:tab/>
+      </w:r>
+      <w:r>
+        <w:rPr>
+          <w:rFonts w:ascii="TH Sarabun New" w:hAnsi="TH Sarabun New" w:cs="TH Sarabun New"/>
+          <w:sz w:val="32"/>
+          <w:szCs w:val="32"/>
+          <w:cs/>
+        </w:rPr>
+        <w:tab/>
+      </w:r>
+      <w:r>
+        <w:rPr>
+          <w:rFonts w:ascii="TH Sarabun New" w:hAnsi="TH Sarabun New" w:cs="TH Sarabun New"/>
+          <w:sz w:val="32"/>
+          <w:szCs w:val="32"/>
+          <w:cs/>
+        </w:rPr>
+        <w:tab/>
+      </w:r>
+      <w:r>
+        <w:rPr>
+          <w:rFonts w:ascii="TH Sarabun New" w:hAnsi="TH Sarabun New" w:cs="TH Sarabun New"/>
+          <w:sz w:val="32"/>
+          <w:szCs w:val="32"/>
+          <w:cs/>
+        </w:rPr>
+        <w:tab/>
+      </w:r>
+    </w:p>
+    <w:p>
+      <w:pPr>
+        <w:spacing w:after="0" w:line="276" w:lineRule="auto"/>
+        <w:rPr>
+          <w:rFonts w:ascii="TH Sarabun New" w:hAnsi="TH Sarabun New" w:cs="TH Sarabun New"/>
+          <w:sz w:val="32"/>
+          <w:szCs w:val="32"/>
+        </w:rPr>
+      </w:pPr>
+      <w:r>
+        <w:rPr>
+          <w:rFonts w:ascii="TH Sarabun New" w:hAnsi="TH Sarabun New" w:cs="TH Sarabun New"/>
+          <w:sz w:val="32"/>
+          <w:szCs w:val="32"/>
+        </w:rPr>
+        <w:t/>
+      </w:r>
+      <w:r>
+        <w:rPr>
+          <w:rFonts w:ascii="TH Sarabun New" w:hAnsi="TH Sarabun New" w:cs="TH Sarabun New"/>
+          <w:sz w:val="32"/>
+          <w:szCs w:val="32"/>
+          <w:cs/>
+        </w:rPr>
+        <w:t>กรณีศึกษา</w:t>
+      </w:r>
+      <w:r>
+        <w:rPr>
+          <w:rFonts w:ascii="TH Sarabun New" w:hAnsi="TH Sarabun New" w:cs="TH Sarabun New"/>
+          <w:sz w:val="32"/>
+          <w:szCs w:val="32"/>
+          <w:cs/>
+        </w:rPr>
+        <w:t xml:space="preserve"> </w:t>
+      </w:r>
+      <w:r>
+        <w:rPr>
+          <w:rFonts w:ascii="TH Sarabun New" w:hAnsi="TH Sarabun New" w:cs="TH Sarabun New"/>
+          <w:sz w:val="32"/>
+          <w:szCs w:val="32"/>
+          <w:cs/>
+        </w:rPr>
+        <w:t>(</w:t>
+      </w:r>
+      <w:r>
+        <w:rPr>
+          <w:rFonts w:ascii="TH Sarabun New" w:hAnsi="TH Sarabun New" w:cs="TH Sarabun New"/>
+          <w:sz w:val="32"/>
+          <w:szCs w:val="32"/>
+        </w:rPr>
+        <w:t>Case Study)</w:t>
+      </w:r>
+    </w:p>
+    <w:p>
+      <w:pPr>
+        <w:spacing w:after="0" w:line="276" w:lineRule="auto"/>
+        <w:rPr>
+          <w:rFonts w:ascii="TH Sarabun New" w:hAnsi="TH Sarabun New" w:cs="TH Sarabun New"/>
+          <w:sz w:val="32"/>
+          <w:szCs w:val="32"/>
+        </w:rPr>
+      </w:pPr>
+      <w:r>
+        <w:rPr>
+          <w:rFonts w:ascii="TH Sarabun New" w:hAnsi="TH Sarabun New" w:cs="TH Sarabun New"/>
+          <w:sz w:val="32"/>
+          <w:szCs w:val="32"/>
+        </w:rPr>
+        <w:t/>
+      </w:r>
+      <w:r>
+        <w:rPr>
           <w:rFonts w:ascii="MS Gothic" w:eastAsia="MS Gothic" w:hAnsi="MS Gothic"/>
         </w:rPr>
-        <w:t>☐</w:t>
+        <w:t>☑</w:t>
       </w:r>
       <w:r>
         <w:rPr>
@@ -354,14 +831,16 @@
           <w:rFonts w:ascii="TH Sarabun New" w:hAnsi="TH Sarabun New" w:cs="TH Sarabun New"/>
           <w:sz w:val="32"/>
           <w:szCs w:val="32"/>
-        </w:rPr>
-        <w:t xml:space="preserve"> </w:t>
-      </w:r>
-      <w:r>
-        <w:rPr>
-          <w:rFonts w:ascii="TH Sarabun New" w:hAnsi="TH Sarabun New" w:cs="TH Sarabun New"/>
-          <w:sz w:val="32"/>
-          <w:szCs w:val="32"/>
+          <w:cs/>
+        </w:rPr>
+        <w:t>ผลงานวิชาการเพื่อพัฒนาการเรียนการสอนและการเรียนรู้</w:t>
+      </w:r>
+      <w:r>
+        <w:rPr>
+          <w:rFonts w:ascii="TH Sarabun New" w:hAnsi="TH Sarabun New" w:cs="TH Sarabun New"/>
+          <w:sz w:val="32"/>
+          <w:szCs w:val="32"/>
+          <w:cs/>
         </w:rPr>
         <w:tab/>
       </w:r>
@@ -370,48 +849,14 @@
           <w:rFonts w:ascii="TH Sarabun New" w:hAnsi="TH Sarabun New" w:cs="TH Sarabun New"/>
           <w:sz w:val="32"/>
           <w:szCs w:val="32"/>
+          <w:cs/>
         </w:rPr>
         <w:tab/>
       </w:r>
-      <w:r>
-        <w:rPr>
-          <w:rFonts w:ascii="TH Sarabun New" w:hAnsi="TH Sarabun New" w:cs="TH Sarabun New"/>
-          <w:sz w:val="32"/>
-          <w:szCs w:val="32"/>
-          <w:cs/>
-        </w:rPr>
-        <w:t>ผู้มีส่วนสำคัญทางปัญญา</w:t>
-      </w:r>
-      <w:r>
-        <w:rPr>
-          <w:rFonts w:ascii="TH Sarabun New" w:hAnsi="TH Sarabun New" w:cs="TH Sarabun New"/>
-          <w:sz w:val="32"/>
-          <w:szCs w:val="32"/>
-          <w:cs/>
-        </w:rPr>
-        <w:t xml:space="preserve"> </w:t>
-      </w:r>
-      <w:r>
-        <w:rPr>
-          <w:rFonts w:ascii="TH Sarabun New" w:hAnsi="TH Sarabun New" w:cs="TH Sarabun New"/>
-          <w:sz w:val="32"/>
-          <w:szCs w:val="32"/>
-          <w:cs/>
-        </w:rPr>
-        <w:t>(</w:t>
-      </w:r>
-      <w:r>
-        <w:rPr>
-          <w:rFonts w:ascii="TH Sarabun New" w:hAnsi="TH Sarabun New" w:cs="TH Sarabun New"/>
-          <w:sz w:val="32"/>
-          <w:szCs w:val="32"/>
-        </w:rPr>
-        <w:t>essentially intellectual contributor)</w:t>
-      </w:r>
-    </w:p>
-    <w:p>
-      <w:pPr>
-        <w:spacing w:after="0" w:line="240" w:lineRule="auto"/>
+    </w:p>
+    <w:p>
+      <w:pPr>
+        <w:spacing w:after="0" w:line="276" w:lineRule="auto"/>
         <w:rPr>
           <w:rFonts w:ascii="TH Sarabun New" w:hAnsi="TH Sarabun New" w:cs="TH Sarabun New"/>
           <w:sz w:val="32"/>
@@ -428,16 +873,23 @@
       </w:r>
       <w:r>
         <w:rPr>
-          <w:rFonts w:ascii="MS Gothic" w:eastAsia="MS Gothic" w:hAnsi="MS Gothic"/>
-        </w:rPr>
-        <w:t>☐</w:t>
-      </w:r>
-      <w:r>
-        <w:rPr>
-          <w:rFonts w:ascii="TH Sarabun New" w:hAnsi="TH Sarabun New" w:cs="TH Sarabun New"/>
-        </w:rPr>
-        <w:t xml:space="preserve"/>
-      </w:r>
+          <w:rFonts w:ascii="TH Sarabun New" w:hAnsi="TH Sarabun New" w:cs="TH Sarabun New"/>
+          <w:sz w:val="32"/>
+          <w:szCs w:val="32"/>
+          <w:cs/>
+        </w:rPr>
+        <w:t>งานแปล</w:t>
+      </w:r>
+    </w:p>
+    <w:p>
+      <w:pPr>
+        <w:spacing w:after="0" w:line="276" w:lineRule="auto"/>
+        <w:rPr>
+          <w:rFonts w:ascii="TH Sarabun New" w:hAnsi="TH Sarabun New" w:cs="TH Sarabun New"/>
+          <w:sz w:val="32"/>
+          <w:szCs w:val="32"/>
+        </w:rPr>
+      </w:pPr>
       <w:r>
         <w:rPr>
           <w:rFonts w:ascii="TH Sarabun New" w:hAnsi="TH Sarabun New" w:cs="TH Sarabun New"/>
@@ -451,626 +903,45 @@
           <w:rFonts w:ascii="TH Sarabun New" w:hAnsi="TH Sarabun New" w:cs="TH Sarabun New"/>
           <w:sz w:val="32"/>
           <w:szCs w:val="32"/>
+          <w:cs/>
+        </w:rPr>
+        <w:t>ผลงานวิชาการเพื่อพัฒนานโยบายสาธารณะ</w:t>
+      </w:r>
+      <w:r>
+        <w:rPr>
+          <w:rFonts w:ascii="TH Sarabun New" w:hAnsi="TH Sarabun New" w:cs="TH Sarabun New"/>
+          <w:sz w:val="32"/>
+          <w:szCs w:val="32"/>
+          <w:cs/>
+        </w:rPr>
+        <w:tab/>
+      </w:r>
+      <w:r>
+        <w:rPr>
+          <w:rFonts w:ascii="TH Sarabun New" w:hAnsi="TH Sarabun New" w:cs="TH Sarabun New"/>
+          <w:sz w:val="32"/>
+          <w:szCs w:val="32"/>
+          <w:cs/>
+        </w:rPr>
+        <w:tab/>
+      </w:r>
+    </w:p>
+    <w:p>
+      <w:pPr>
+        <w:spacing w:after="0" w:line="276" w:lineRule="auto"/>
+        <w:rPr>
+          <w:rFonts w:ascii="TH Sarabun New" w:hAnsi="TH Sarabun New" w:cs="TH Sarabun New"/>
+          <w:sz w:val="32"/>
+          <w:szCs w:val="32"/>
+        </w:rPr>
+      </w:pPr>
+      <w:r>
+        <w:rPr>
+          <w:rFonts w:ascii="TH Sarabun New" w:hAnsi="TH Sarabun New" w:cs="TH Sarabun New"/>
+          <w:sz w:val="32"/>
+          <w:szCs w:val="32"/>
         </w:rPr>
         <w:t/>
-      </w:r>
-      <w:r>
-        <w:rPr>
-          <w:rFonts w:ascii="TH Sarabun New" w:hAnsi="TH Sarabun New" w:cs="TH Sarabun New"/>
-          <w:sz w:val="32"/>
-          <w:szCs w:val="32"/>
-          <w:cs/>
-        </w:rPr>
-        <w:tab/>
-      </w:r>
-      <w:r>
-        <w:rPr>
-          <w:rFonts w:ascii="TH Sarabun New" w:hAnsi="TH Sarabun New" w:cs="TH Sarabun New"/>
-          <w:sz w:val="32"/>
-          <w:szCs w:val="32"/>
-        </w:rPr>
-        <w:t xml:space="preserve"> </w:t>
-      </w:r>
-      <w:r>
-        <w:rPr>
-          <w:rFonts w:ascii="TH Sarabun New" w:hAnsi="TH Sarabun New" w:cs="TH Sarabun New"/>
-          <w:sz w:val="32"/>
-          <w:szCs w:val="32"/>
-        </w:rPr>
-        <w:tab/>
-      </w:r>
-      <w:r>
-        <w:rPr>
-          <w:rFonts w:ascii="TH Sarabun New" w:hAnsi="TH Sarabun New" w:cs="TH Sarabun New"/>
-          <w:sz w:val="32"/>
-          <w:szCs w:val="32"/>
-          <w:cs/>
-        </w:rPr>
-        <w:t>ผู้ประพันธ์บรรณกิจ</w:t>
-      </w:r>
-      <w:r>
-        <w:rPr>
-          <w:rFonts w:ascii="TH Sarabun New" w:hAnsi="TH Sarabun New" w:cs="TH Sarabun New"/>
-          <w:sz w:val="32"/>
-          <w:szCs w:val="32"/>
-          <w:cs/>
-        </w:rPr>
-        <w:t xml:space="preserve"> </w:t>
-      </w:r>
-      <w:r>
-        <w:rPr>
-          <w:rFonts w:ascii="TH Sarabun New" w:hAnsi="TH Sarabun New" w:cs="TH Sarabun New"/>
-          <w:sz w:val="32"/>
-          <w:szCs w:val="32"/>
-          <w:cs/>
-        </w:rPr>
-        <w:t>(</w:t>
-      </w:r>
-      <w:r>
-        <w:rPr>
-          <w:rFonts w:ascii="TH Sarabun New" w:hAnsi="TH Sarabun New" w:cs="TH Sarabun New"/>
-          <w:sz w:val="32"/>
-          <w:szCs w:val="32"/>
-        </w:rPr>
-        <w:t>corresponding author)</w:t>
-      </w:r>
-    </w:p>
-    <w:p>
-      <w:pPr>
-        <w:spacing w:after="0" w:line="240" w:lineRule="auto"/>
-        <w:rPr>
-          <w:rFonts w:ascii="TH Sarabun New" w:hAnsi="TH Sarabun New" w:cs="TH Sarabun New"/>
-          <w:sz w:val="32"/>
-          <w:szCs w:val="32"/>
-        </w:rPr>
-      </w:pPr>
-      <w:r>
-        <w:rPr>
-          <w:rFonts w:ascii="TH Sarabun New" w:hAnsi="TH Sarabun New" w:cs="TH Sarabun New"/>
-          <w:sz w:val="32"/>
-          <w:szCs w:val="32"/>
-          <w:cs/>
-        </w:rPr>
-        <w:t>ค.</w:t>
-      </w:r>
-      <w:r>
-        <w:rPr>
-          <w:rFonts w:ascii="TH Sarabun New" w:hAnsi="TH Sarabun New" w:cs="TH Sarabun New"/>
-          <w:sz w:val="32"/>
-          <w:szCs w:val="32"/>
-          <w:cs/>
-        </w:rPr>
-        <w:t xml:space="preserve"> </w:t>
-      </w:r>
-      <w:r>
-        <w:rPr>
-          <w:rFonts w:ascii="TH Sarabun New" w:hAnsi="TH Sarabun New" w:cs="TH Sarabun New"/>
-          <w:sz w:val="32"/>
-          <w:szCs w:val="32"/>
-          <w:cs/>
-        </w:rPr>
-        <w:t>ประเภทของผลงาน</w:t>
-      </w:r>
-    </w:p>
-    <w:p>
-      <w:pPr>
-        <w:spacing w:after="0" w:line="240" w:lineRule="auto"/>
-        <w:rPr>
-          <w:rFonts w:ascii="TH Sarabun New" w:hAnsi="TH Sarabun New" w:cs="TH Sarabun New"/>
-          <w:sz w:val="32"/>
-          <w:szCs w:val="32"/>
-        </w:rPr>
-      </w:pPr>
-      <w:r>
-        <w:rPr>
-          <w:rFonts w:ascii="TH Sarabun New" w:hAnsi="TH Sarabun New" w:cs="TH Sarabun New"/>
-          <w:sz w:val="32"/>
-          <w:szCs w:val="32"/>
-          <w:cs/>
-        </w:rPr>
-        <w:t>กลุ่มที่</w:t>
-      </w:r>
-      <w:r>
-        <w:rPr>
-          <w:rFonts w:ascii="TH Sarabun New" w:hAnsi="TH Sarabun New" w:cs="TH Sarabun New"/>
-          <w:sz w:val="32"/>
-          <w:szCs w:val="32"/>
-          <w:cs/>
-        </w:rPr>
-        <w:t xml:space="preserve"> </w:t>
-      </w:r>
-      <w:r>
-        <w:rPr>
-          <w:rFonts w:ascii="TH Sarabun New" w:hAnsi="TH Sarabun New" w:cs="TH Sarabun New"/>
-          <w:sz w:val="32"/>
-          <w:szCs w:val="32"/>
-          <w:cs/>
-        </w:rPr>
-        <w:t xml:space="preserve"> </w:t>
-      </w:r>
-      <w:r>
-        <w:rPr>
-          <w:rFonts w:ascii="TH Sarabun New" w:hAnsi="TH Sarabun New" w:cs="TH Sarabun New"/>
-          <w:sz w:val="32"/>
-          <w:szCs w:val="32"/>
-          <w:cs/>
-        </w:rPr>
-        <w:t>๑</w:t>
-      </w:r>
-      <w:r>
-        <w:rPr>
-          <w:rFonts w:ascii="TH Sarabun New" w:hAnsi="TH Sarabun New" w:cs="TH Sarabun New"/>
-          <w:sz w:val="32"/>
-          <w:szCs w:val="32"/>
-          <w:cs/>
-        </w:rPr>
-        <w:tab/>
-      </w:r>
-      <w:r>
-        <w:rPr>
-          <w:rFonts w:ascii="TH Sarabun New" w:hAnsi="TH Sarabun New" w:cs="TH Sarabun New"/>
-          <w:sz w:val="32"/>
-          <w:szCs w:val="32"/>
-        </w:rPr>
-        <w:t/>
-      </w:r>
-      <w:r>
-        <w:rPr>
-          <w:rFonts w:ascii="MS Gothic" w:eastAsia="MS Gothic" w:hAnsi="MS Gothic"/>
-        </w:rPr>
-        <w:t>☑</w:t>
-      </w:r>
-      <w:r>
-        <w:rPr>
-          <w:rFonts w:ascii="TH Sarabun New" w:hAnsi="TH Sarabun New" w:cs="TH Sarabun New"/>
-        </w:rPr>
-        <w:t xml:space="preserve"/>
-      </w:r>
-      <w:r>
-        <w:rPr>
-          <w:rFonts w:ascii="TH Sarabun New" w:hAnsi="TH Sarabun New" w:cs="TH Sarabun New"/>
-          <w:sz w:val="32"/>
-          <w:szCs w:val="32"/>
-          <w:cs/>
-        </w:rPr>
-        <w:t xml:space="preserve"> </w:t>
-      </w:r>
-      <w:r>
-        <w:rPr>
-          <w:rFonts w:ascii="TH Sarabun New" w:hAnsi="TH Sarabun New" w:cs="TH Sarabun New"/>
-          <w:sz w:val="32"/>
-          <w:szCs w:val="32"/>
-          <w:cs/>
-        </w:rPr>
-        <w:t>งานวิจัย</w:t>
-      </w:r>
-    </w:p>
-    <w:p>
-      <w:pPr>
-        <w:spacing w:after="0" w:line="240" w:lineRule="auto"/>
-        <w:rPr>
-          <w:rFonts w:ascii="TH Sarabun New" w:hAnsi="TH Sarabun New" w:cs="TH Sarabun New"/>
-          <w:sz w:val="32"/>
-          <w:szCs w:val="32"/>
-        </w:rPr>
-      </w:pPr>
-      <w:r>
-        <w:rPr>
-          <w:rFonts w:ascii="TH Sarabun New" w:hAnsi="TH Sarabun New" w:cs="TH Sarabun New"/>
-          <w:sz w:val="32"/>
-          <w:szCs w:val="32"/>
-          <w:cs/>
-        </w:rPr>
-        <w:t>กลุ่มที่</w:t>
-      </w:r>
-      <w:r>
-        <w:rPr>
-          <w:rFonts w:ascii="TH Sarabun New" w:hAnsi="TH Sarabun New" w:cs="TH Sarabun New"/>
-          <w:sz w:val="32"/>
-          <w:szCs w:val="32"/>
-          <w:cs/>
-        </w:rPr>
-        <w:t xml:space="preserve"> </w:t>
-      </w:r>
-      <w:r>
-        <w:rPr>
-          <w:rFonts w:ascii="TH Sarabun New" w:hAnsi="TH Sarabun New" w:cs="TH Sarabun New"/>
-          <w:sz w:val="32"/>
-          <w:szCs w:val="32"/>
-          <w:cs/>
-        </w:rPr>
-        <w:t xml:space="preserve"> </w:t>
-      </w:r>
-      <w:r>
-        <w:rPr>
-          <w:rFonts w:ascii="TH Sarabun New" w:hAnsi="TH Sarabun New" w:cs="TH Sarabun New"/>
-          <w:sz w:val="32"/>
-          <w:szCs w:val="32"/>
-          <w:cs/>
-        </w:rPr>
-        <w:t>๒</w:t>
-      </w:r>
-      <w:r>
-        <w:rPr>
-          <w:rFonts w:ascii="TH Sarabun New" w:hAnsi="TH Sarabun New" w:cs="TH Sarabun New"/>
-          <w:sz w:val="32"/>
-          <w:szCs w:val="32"/>
-          <w:cs/>
-        </w:rPr>
-        <w:tab/>
-      </w:r>
-      <w:r>
-        <w:rPr>
-          <w:rFonts w:ascii="TH Sarabun New" w:hAnsi="TH Sarabun New" w:cs="TH Sarabun New"/>
-          <w:sz w:val="32"/>
-          <w:szCs w:val="32"/>
-          <w:cs/>
-        </w:rPr>
-        <w:t>ผลงานทางวิชาการในลักษณะอื่น</w:t>
-      </w:r>
-    </w:p>
-    <w:p>
-      <w:pPr>
-        <w:spacing w:after="0" w:line="276" w:lineRule="auto"/>
-        <w:rPr>
-          <w:rFonts w:ascii="TH Sarabun New" w:hAnsi="TH Sarabun New" w:cs="TH Sarabun New"/>
-          <w:sz w:val="32"/>
-          <w:szCs w:val="32"/>
-        </w:rPr>
-      </w:pPr>
-      <w:r>
-        <w:rPr>
-          <w:rFonts w:ascii="TH Sarabun New" w:hAnsi="TH Sarabun New" w:cs="TH Sarabun New"/>
-          <w:sz w:val="32"/>
-          <w:szCs w:val="32"/>
-        </w:rPr>
-        <w:t/>
-      </w:r>
-      <w:r>
-        <w:rPr>
-          <w:rFonts w:ascii="MS Gothic" w:eastAsia="MS Gothic" w:hAnsi="MS Gothic"/>
-        </w:rPr>
-        <w:t>☑</w:t>
-      </w:r>
-      <w:r>
-        <w:rPr>
-          <w:rFonts w:ascii="TH Sarabun New" w:hAnsi="TH Sarabun New" w:cs="TH Sarabun New"/>
-        </w:rPr>
-        <w:t xml:space="preserve"/>
-      </w:r>
-      <w:r>
-        <w:rPr>
-          <w:rFonts w:ascii="TH Sarabun New" w:hAnsi="TH Sarabun New" w:cs="TH Sarabun New"/>
-          <w:sz w:val="32"/>
-          <w:szCs w:val="32"/>
-          <w:cs/>
-        </w:rPr>
-        <w:tab/>
-      </w:r>
-      <w:r>
-        <w:rPr>
-          <w:rFonts w:ascii="TH Sarabun New" w:hAnsi="TH Sarabun New" w:cs="TH Sarabun New"/>
-          <w:sz w:val="32"/>
-          <w:szCs w:val="32"/>
-          <w:cs/>
-        </w:rPr>
-        <w:t>ผลงานวิชาการเพื่ออุตสาหกรรม</w:t>
-      </w:r>
-      <w:r>
-        <w:rPr>
-          <w:rFonts w:ascii="TH Sarabun New" w:hAnsi="TH Sarabun New" w:cs="TH Sarabun New"/>
-          <w:sz w:val="32"/>
-          <w:szCs w:val="32"/>
-          <w:cs/>
-        </w:rPr>
-        <w:tab/>
-      </w:r>
-      <w:r>
-        <w:rPr>
-          <w:rFonts w:ascii="TH Sarabun New" w:hAnsi="TH Sarabun New" w:cs="TH Sarabun New"/>
-          <w:sz w:val="32"/>
-          <w:szCs w:val="32"/>
-          <w:cs/>
-        </w:rPr>
-        <w:tab/>
-      </w:r>
-      <w:r>
-        <w:rPr>
-          <w:rFonts w:ascii="TH Sarabun New" w:hAnsi="TH Sarabun New" w:cs="TH Sarabun New"/>
-          <w:sz w:val="32"/>
-          <w:szCs w:val="32"/>
-          <w:cs/>
-        </w:rPr>
-        <w:tab/>
-      </w:r>
-      <w:r>
-        <w:rPr>
-          <w:rFonts w:ascii="TH Sarabun New" w:hAnsi="TH Sarabun New" w:cs="TH Sarabun New"/>
-          <w:sz w:val="32"/>
-          <w:szCs w:val="32"/>
-          <w:cs/>
-        </w:rPr>
-        <w:tab/>
-      </w:r>
-      <w:r>
-        <w:rPr>
-          <w:rFonts w:ascii="TH Sarabun New" w:hAnsi="TH Sarabun New" w:cs="TH Sarabun New"/>
-          <w:sz w:val="32"/>
-          <w:szCs w:val="32"/>
-          <w:cs/>
-        </w:rPr>
-        <w:tab/>
-      </w:r>
-      <w:r>
-        <w:rPr>
-          <w:rFonts w:ascii="TH Sarabun New" w:hAnsi="TH Sarabun New" w:cs="TH Sarabun New"/>
-          <w:sz w:val="32"/>
-          <w:szCs w:val="32"/>
-        </w:rPr>
-        <w:t/>
-      </w:r>
-      <w:r>
-        <w:rPr>
-          <w:rFonts w:ascii="MS Gothic" w:eastAsia="MS Gothic" w:hAnsi="MS Gothic"/>
-        </w:rPr>
-        <w:t>☑</w:t>
-      </w:r>
-      <w:r>
-        <w:rPr>
-          <w:rFonts w:ascii="TH Sarabun New" w:hAnsi="TH Sarabun New" w:cs="TH Sarabun New"/>
-        </w:rPr>
-        <w:t xml:space="preserve"/>
-      </w:r>
-      <w:r>
-        <w:rPr>
-          <w:rFonts w:ascii="TH Sarabun New" w:hAnsi="TH Sarabun New" w:cs="TH Sarabun New"/>
-          <w:sz w:val="32"/>
-          <w:szCs w:val="32"/>
-          <w:cs/>
-        </w:rPr>
-        <w:tab/>
-      </w:r>
-      <w:r>
-        <w:rPr>
-          <w:rFonts w:ascii="TH Sarabun New" w:hAnsi="TH Sarabun New" w:cs="TH Sarabun New"/>
-          <w:sz w:val="32"/>
-          <w:szCs w:val="32"/>
-          <w:cs/>
-        </w:rPr>
-        <w:t>กรณีศึกษา</w:t>
-      </w:r>
-      <w:r>
-        <w:rPr>
-          <w:rFonts w:ascii="TH Sarabun New" w:hAnsi="TH Sarabun New" w:cs="TH Sarabun New"/>
-          <w:sz w:val="32"/>
-          <w:szCs w:val="32"/>
-          <w:cs/>
-        </w:rPr>
-        <w:t xml:space="preserve"> </w:t>
-      </w:r>
-      <w:r>
-        <w:rPr>
-          <w:rFonts w:ascii="TH Sarabun New" w:hAnsi="TH Sarabun New" w:cs="TH Sarabun New"/>
-          <w:sz w:val="32"/>
-          <w:szCs w:val="32"/>
-          <w:cs/>
-        </w:rPr>
-        <w:t>(</w:t>
-      </w:r>
-      <w:r>
-        <w:rPr>
-          <w:rFonts w:ascii="TH Sarabun New" w:hAnsi="TH Sarabun New" w:cs="TH Sarabun New"/>
-          <w:sz w:val="32"/>
-          <w:szCs w:val="32"/>
-        </w:rPr>
-        <w:t>Case Study)</w:t>
-      </w:r>
-    </w:p>
-    <w:p>
-      <w:pPr>
-        <w:spacing w:after="0" w:line="276" w:lineRule="auto"/>
-        <w:rPr>
-          <w:rFonts w:ascii="TH Sarabun New" w:hAnsi="TH Sarabun New" w:cs="TH Sarabun New"/>
-          <w:sz w:val="32"/>
-          <w:szCs w:val="32"/>
-        </w:rPr>
-      </w:pPr>
-      <w:r>
-        <w:rPr>
-          <w:rFonts w:ascii="TH Sarabun New" w:hAnsi="TH Sarabun New" w:cs="TH Sarabun New"/>
-          <w:sz w:val="32"/>
-          <w:szCs w:val="32"/>
-        </w:rPr>
-        <w:t/>
-      </w:r>
-      <w:r>
-        <w:rPr>
-          <w:rFonts w:ascii="MS Gothic" w:eastAsia="MS Gothic" w:hAnsi="MS Gothic"/>
-        </w:rPr>
-        <w:t>☑</w:t>
-      </w:r>
-      <w:r>
-        <w:rPr>
-          <w:rFonts w:ascii="TH Sarabun New" w:hAnsi="TH Sarabun New" w:cs="TH Sarabun New"/>
-        </w:rPr>
-        <w:t xml:space="preserve"/>
-      </w:r>
-      <w:r>
-        <w:rPr>
-          <w:rFonts w:ascii="TH Sarabun New" w:hAnsi="TH Sarabun New" w:cs="TH Sarabun New"/>
-          <w:sz w:val="32"/>
-          <w:szCs w:val="32"/>
-        </w:rPr>
-        <w:tab/>
-      </w:r>
-      <w:r>
-        <w:rPr>
-          <w:rFonts w:ascii="TH Sarabun New" w:hAnsi="TH Sarabun New" w:cs="TH Sarabun New"/>
-          <w:sz w:val="32"/>
-          <w:szCs w:val="32"/>
-          <w:cs/>
-        </w:rPr>
-        <w:t>ผลงานวิชาการเพื่อพัฒนาการเรียนการสอนและการเรียนรู้</w:t>
-      </w:r>
-      <w:r>
-        <w:rPr>
-          <w:rFonts w:ascii="TH Sarabun New" w:hAnsi="TH Sarabun New" w:cs="TH Sarabun New"/>
-          <w:sz w:val="32"/>
-          <w:szCs w:val="32"/>
-          <w:cs/>
-        </w:rPr>
-        <w:tab/>
-      </w:r>
-      <w:r>
-        <w:rPr>
-          <w:rFonts w:ascii="TH Sarabun New" w:hAnsi="TH Sarabun New" w:cs="TH Sarabun New"/>
-          <w:sz w:val="32"/>
-          <w:szCs w:val="32"/>
-          <w:cs/>
-        </w:rPr>
-        <w:tab/>
-      </w:r>
-      <w:r>
-        <w:rPr>
-          <w:rFonts w:ascii="TH Sarabun New" w:hAnsi="TH Sarabun New" w:cs="TH Sarabun New"/>
-          <w:sz w:val="32"/>
-          <w:szCs w:val="32"/>
-        </w:rPr>
-        <w:t/>
-      </w:r>
-      <w:r>
-        <w:rPr>
-          <w:rFonts w:ascii="MS Gothic" w:eastAsia="MS Gothic" w:hAnsi="MS Gothic"/>
-        </w:rPr>
-        <w:t>☑</w:t>
-      </w:r>
-      <w:r>
-        <w:rPr>
-          <w:rFonts w:ascii="TH Sarabun New" w:hAnsi="TH Sarabun New" w:cs="TH Sarabun New"/>
-        </w:rPr>
-        <w:t xml:space="preserve"/>
-      </w:r>
-      <w:r>
-        <w:rPr>
-          <w:rFonts w:ascii="TH Sarabun New" w:hAnsi="TH Sarabun New" w:cs="TH Sarabun New"/>
-          <w:sz w:val="32"/>
-          <w:szCs w:val="32"/>
-          <w:cs/>
-        </w:rPr>
-        <w:tab/>
-      </w:r>
-      <w:r>
-        <w:rPr>
-          <w:rFonts w:ascii="TH Sarabun New" w:hAnsi="TH Sarabun New" w:cs="TH Sarabun New"/>
-          <w:sz w:val="32"/>
-          <w:szCs w:val="32"/>
-          <w:cs/>
-        </w:rPr>
-        <w:t>งานแปล</w:t>
-      </w:r>
-    </w:p>
-    <w:p>
-      <w:pPr>
-        <w:spacing w:after="0" w:line="276" w:lineRule="auto"/>
-        <w:rPr>
-          <w:rFonts w:ascii="TH Sarabun New" w:hAnsi="TH Sarabun New" w:cs="TH Sarabun New"/>
-          <w:sz w:val="32"/>
-          <w:szCs w:val="32"/>
-        </w:rPr>
-      </w:pPr>
-      <w:r>
-        <w:rPr>
-          <w:rFonts w:ascii="TH Sarabun New" w:hAnsi="TH Sarabun New" w:cs="TH Sarabun New"/>
-          <w:sz w:val="32"/>
-          <w:szCs w:val="32"/>
-        </w:rPr>
-        <w:t/>
-      </w:r>
-      <w:r>
-        <w:rPr>
-          <w:rFonts w:ascii="MS Gothic" w:eastAsia="MS Gothic" w:hAnsi="MS Gothic"/>
-        </w:rPr>
-        <w:t>☑</w:t>
-      </w:r>
-      <w:r>
-        <w:rPr>
-          <w:rFonts w:ascii="TH Sarabun New" w:hAnsi="TH Sarabun New" w:cs="TH Sarabun New"/>
-        </w:rPr>
-        <w:t xml:space="preserve"/>
-      </w:r>
-      <w:r>
-        <w:rPr>
-          <w:rFonts w:ascii="TH Sarabun New" w:hAnsi="TH Sarabun New" w:cs="TH Sarabun New"/>
-          <w:sz w:val="32"/>
-          <w:szCs w:val="32"/>
-          <w:cs/>
-        </w:rPr>
-        <w:tab/>
-      </w:r>
-      <w:r>
-        <w:rPr>
-          <w:rFonts w:ascii="TH Sarabun New" w:hAnsi="TH Sarabun New" w:cs="TH Sarabun New"/>
-          <w:sz w:val="32"/>
-          <w:szCs w:val="32"/>
-          <w:cs/>
-        </w:rPr>
-        <w:t>ผลงานวิชาการเพื่อพัฒนานโยบายสาธารณะ</w:t>
-      </w:r>
-      <w:r>
-        <w:rPr>
-          <w:rFonts w:ascii="TH Sarabun New" w:hAnsi="TH Sarabun New" w:cs="TH Sarabun New"/>
-          <w:sz w:val="32"/>
-          <w:szCs w:val="32"/>
-          <w:cs/>
-        </w:rPr>
-        <w:tab/>
-      </w:r>
-      <w:r>
-        <w:rPr>
-          <w:rFonts w:ascii="TH Sarabun New" w:hAnsi="TH Sarabun New" w:cs="TH Sarabun New"/>
-          <w:sz w:val="32"/>
-          <w:szCs w:val="32"/>
-          <w:cs/>
-        </w:rPr>
-        <w:tab/>
-      </w:r>
-      <w:r>
-        <w:rPr>
-          <w:rFonts w:ascii="TH Sarabun New" w:hAnsi="TH Sarabun New" w:cs="TH Sarabun New"/>
-          <w:sz w:val="32"/>
-          <w:szCs w:val="32"/>
-          <w:cs/>
-        </w:rPr>
-        <w:tab/>
-      </w:r>
-      <w:r>
-        <w:rPr>
-          <w:rFonts w:ascii="TH Sarabun New" w:hAnsi="TH Sarabun New" w:cs="TH Sarabun New"/>
-          <w:sz w:val="32"/>
-          <w:szCs w:val="32"/>
-        </w:rPr>
-        <w:t/>
-      </w:r>
-      <w:r>
-        <w:rPr>
-          <w:rFonts w:ascii="MS Gothic" w:eastAsia="MS Gothic" w:hAnsi="MS Gothic"/>
-        </w:rPr>
-        <w:t>☑</w:t>
-      </w:r>
-      <w:r>
-        <w:rPr>
-          <w:rFonts w:ascii="TH Sarabun New" w:hAnsi="TH Sarabun New" w:cs="TH Sarabun New"/>
-        </w:rPr>
-        <w:t xml:space="preserve"/>
-      </w:r>
-      <w:r>
-        <w:rPr>
-          <w:rFonts w:ascii="TH Sarabun New" w:hAnsi="TH Sarabun New" w:cs="TH Sarabun New"/>
-          <w:sz w:val="32"/>
-          <w:szCs w:val="32"/>
-          <w:cs/>
-        </w:rPr>
-        <w:tab/>
       </w:r>
       <w:r>
         <w:rPr>
@@ -1110,15 +981,12 @@
       </w:r>
       <w:r>
         <w:rPr>
-          <w:rFonts w:ascii="MS Gothic" w:eastAsia="MS Gothic" w:hAnsi="MS Gothic"/>
-        </w:rPr>
-        <w:t>☐</w:t>
-      </w:r>
-      <w:r>
-        <w:rPr>
-          <w:rFonts w:ascii="TH Sarabun New" w:hAnsi="TH Sarabun New" w:cs="TH Sarabun New"/>
-        </w:rPr>
-        <w:t xml:space="preserve"/>
+          <w:rFonts w:ascii="TH Sarabun New" w:hAnsi="TH Sarabun New" w:cs="TH Sarabun New"/>
+          <w:sz w:val="32"/>
+          <w:szCs w:val="32"/>
+          <w:cs/>
+        </w:rPr>
+        <w:t>ผลงานสร้างสรรค์ด้านวิทยาศาสตร์และเทคโนโลยี</w:t>
       </w:r>
       <w:r>
         <w:rPr>
@@ -1129,14 +997,103 @@
         </w:rPr>
         <w:tab/>
       </w:r>
-      <w:r>
-        <w:rPr>
-          <w:rFonts w:ascii="TH Sarabun New" w:hAnsi="TH Sarabun New" w:cs="TH Sarabun New"/>
-          <w:sz w:val="32"/>
-          <w:szCs w:val="32"/>
-          <w:cs/>
-        </w:rPr>
-        <w:t>ผลงานสร้างสรรค์ด้านวิทยาศาสตร์และเทคโนโลยี</w:t>
+    </w:p>
+    <w:p>
+      <w:pPr>
+        <w:tabs>
+          <w:tab w:val="left" w:pos="720"/>
+          <w:tab w:val="left" w:pos="1440"/>
+          <w:tab w:val="left" w:pos="2160"/>
+          <w:tab w:val="left" w:pos="2880"/>
+          <w:tab w:val="left" w:pos="3600"/>
+          <w:tab w:val="left" w:pos="4320"/>
+          <w:tab w:val="left" w:pos="6150"/>
+        </w:tabs>
+        <w:spacing w:after="0" w:line="276" w:lineRule="auto"/>
+        <w:rPr>
+          <w:rFonts w:ascii="TH Sarabun New" w:hAnsi="TH Sarabun New" w:cs="TH Sarabun New"/>
+          <w:sz w:val="32"/>
+          <w:szCs w:val="32"/>
+        </w:rPr>
+      </w:pPr>
+      <w:r>
+        <w:rPr>
+          <w:rFonts w:ascii="TH Sarabun New" w:hAnsi="TH Sarabun New" w:cs="TH Sarabun New"/>
+          <w:sz w:val="32"/>
+          <w:szCs w:val="32"/>
+        </w:rPr>
+        <w:t/>
+      </w:r>
+      <w:r>
+        <w:rPr>
+          <w:rFonts w:ascii="TH Sarabun New" w:hAnsi="TH Sarabun New" w:cs="TH Sarabun New"/>
+          <w:sz w:val="32"/>
+          <w:szCs w:val="32"/>
+          <w:cs/>
+        </w:rPr>
+        <w:t>ซอฟต์แวร์</w:t>
+      </w:r>
+    </w:p>
+    <w:p>
+      <w:pPr>
+        <w:spacing w:after="0" w:line="276" w:lineRule="auto"/>
+        <w:rPr>
+          <w:rFonts w:ascii="TH Sarabun New" w:hAnsi="TH Sarabun New" w:cs="TH Sarabun New"/>
+          <w:sz w:val="32"/>
+          <w:szCs w:val="32"/>
+        </w:rPr>
+      </w:pPr>
+      <w:r>
+        <w:rPr>
+          <w:rFonts w:ascii="TH Sarabun New" w:hAnsi="TH Sarabun New" w:cs="TH Sarabun New"/>
+          <w:sz w:val="32"/>
+          <w:szCs w:val="32"/>
+        </w:rPr>
+        <w:t/>
+      </w:r>
+      <w:r>
+        <w:rPr>
+          <w:rFonts w:ascii="TH Sarabun New" w:hAnsi="TH Sarabun New" w:cs="TH Sarabun New"/>
+          <w:sz w:val="32"/>
+          <w:szCs w:val="32"/>
+        </w:rPr>
+        <w:t/>
+      </w:r>
+      <w:r>
+        <w:rPr>
+          <w:rFonts w:ascii="TH Sarabun New" w:hAnsi="TH Sarabun New" w:cs="TH Sarabun New"/>
+          <w:sz w:val="32"/>
+          <w:szCs w:val="32"/>
+          <w:cs/>
+        </w:rPr>
+        <w:t>พจนานุกรม สารานุกรม นามานุกรม และงานวิชาการในลักษณะเดียวกัน</w:t>
+      </w:r>
+    </w:p>
+    <w:p>
+      <w:pPr>
+        <w:spacing w:after="0" w:line="276" w:lineRule="auto"/>
+        <w:rPr>
+          <w:rFonts w:ascii="TH Sarabun New" w:hAnsi="TH Sarabun New" w:cs="TH Sarabun New"/>
+          <w:sz w:val="32"/>
+          <w:szCs w:val="32"/>
+        </w:rPr>
+      </w:pPr>
+      <w:r>
+        <w:rPr>
+          <w:rFonts w:ascii="TH Sarabun New" w:hAnsi="TH Sarabun New" w:cs="TH Sarabun New"/>
+          <w:sz w:val="32"/>
+          <w:szCs w:val="32"/>
+        </w:rPr>
+        <w:t/>
+      </w:r>
+      <w:r>
+        <w:rPr>
+          <w:rFonts w:ascii="TH Sarabun New" w:hAnsi="TH Sarabun New" w:cs="TH Sarabun New"/>
+          <w:sz w:val="32"/>
+          <w:szCs w:val="32"/>
+          <w:cs/>
+        </w:rPr>
+        <w:t>ผลงานสร้างสรรค์ด้านสุนทรียะ ศิลปะ</w:t>
       </w:r>
       <w:r>
         <w:rPr>
@@ -1161,38 +1118,45 @@
           <w:rFonts w:ascii="TH Sarabun New" w:hAnsi="TH Sarabun New" w:cs="TH Sarabun New"/>
           <w:sz w:val="32"/>
           <w:szCs w:val="32"/>
+          <w:cs/>
+        </w:rPr>
+        <w:tab/>
+      </w:r>
+      <w:r>
+        <w:rPr>
+          <w:rFonts w:ascii="TH Sarabun New" w:hAnsi="TH Sarabun New" w:cs="TH Sarabun New"/>
+          <w:sz w:val="32"/>
+          <w:szCs w:val="32"/>
+          <w:cs/>
+        </w:rPr>
+        <w:tab/>
+      </w:r>
+    </w:p>
+    <w:p>
+      <w:pPr>
+        <w:spacing w:after="0" w:line="276" w:lineRule="auto"/>
+        <w:rPr>
+          <w:rFonts w:ascii="TH Sarabun New" w:hAnsi="TH Sarabun New" w:cs="TH Sarabun New"/>
+          <w:sz w:val="32"/>
+          <w:szCs w:val="32"/>
+        </w:rPr>
+      </w:pPr>
+      <w:r>
+        <w:rPr>
+          <w:rFonts w:ascii="TH Sarabun New" w:hAnsi="TH Sarabun New" w:cs="TH Sarabun New"/>
+          <w:sz w:val="32"/>
+          <w:szCs w:val="32"/>
         </w:rPr>
         <w:t/>
       </w:r>
       <w:r>
         <w:rPr>
-          <w:rFonts w:ascii="MS Gothic" w:eastAsia="MS Gothic" w:hAnsi="MS Gothic"/>
-        </w:rPr>
-        <w:t>☐</w:t>
-      </w:r>
-      <w:r>
-        <w:rPr>
-          <w:rFonts w:ascii="TH Sarabun New" w:hAnsi="TH Sarabun New" w:cs="TH Sarabun New"/>
-        </w:rPr>
-        <w:t xml:space="preserve"/>
-      </w:r>
-      <w:r>
-        <w:rPr>
-          <w:rFonts w:ascii="TH Sarabun New" w:hAnsi="TH Sarabun New" w:cs="TH Sarabun New"/>
-          <w:sz w:val="32"/>
-          <w:szCs w:val="32"/>
-          <w:cs/>
-        </w:rPr>
-        <w:tab/>
-      </w:r>
-      <w:r>
-        <w:rPr>
-          <w:rFonts w:ascii="TH Sarabun New" w:hAnsi="TH Sarabun New" w:cs="TH Sarabun New"/>
-          <w:sz w:val="32"/>
-          <w:szCs w:val="32"/>
-          <w:cs/>
-        </w:rPr>
-        <w:t>ซอฟต์แวร์</w:t>
+          <w:rFonts w:ascii="TH Sarabun New" w:hAnsi="TH Sarabun New" w:cs="TH Sarabun New"/>
+          <w:sz w:val="32"/>
+          <w:szCs w:val="32"/>
+          <w:cs/>
+        </w:rPr>
+        <w:t>ผลงานนวัตกรรม</w:t>
       </w:r>
     </w:p>
     <w:p>
@@ -1214,33 +1178,12 @@
       </w:r>
       <w:r>
         <w:rPr>
-          <w:rFonts w:ascii="MS Gothic" w:eastAsia="MS Gothic" w:hAnsi="MS Gothic"/>
-        </w:rPr>
-        <w:t>☐</w:t>
-      </w:r>
-      <w:r>
-        <w:rPr>
-          <w:rFonts w:ascii="TH Sarabun New" w:hAnsi="TH Sarabun New" w:cs="TH Sarabun New"/>
-        </w:rPr>
-        <w:t xml:space="preserve"/>
-      </w:r>
-      <w:r>
-        <w:rPr>
-          <w:rFonts w:ascii="TH Sarabun New" w:hAnsi="TH Sarabun New" w:cs="TH Sarabun New"/>
-          <w:sz w:val="32"/>
-          <w:szCs w:val="32"/>
-          <w:cs/>
-        </w:rPr>
-        <w:tab/>
-      </w:r>
-      <w:r>
-        <w:rPr>
-          <w:rFonts w:ascii="TH Sarabun New" w:hAnsi="TH Sarabun New" w:cs="TH Sarabun New"/>
-          <w:sz w:val="32"/>
-          <w:szCs w:val="32"/>
-          <w:cs/>
-        </w:rPr>
-        <w:t>พจนานุกรม สารานุกรม นามานุกรม และงานวิชาการในลักษณะเดียวกัน</w:t>
+          <w:rFonts w:ascii="TH Sarabun New" w:hAnsi="TH Sarabun New" w:cs="TH Sarabun New"/>
+          <w:sz w:val="32"/>
+          <w:szCs w:val="32"/>
+          <w:cs/>
+        </w:rPr>
+        <w:t xml:space="preserve">ผลงานรับใช้ท้องถิ่นและสังคม </w:t>
       </w:r>
     </w:p>
     <w:p>
@@ -1257,226 +1200,68 @@
           <w:rFonts w:ascii="TH Sarabun New" w:hAnsi="TH Sarabun New" w:cs="TH Sarabun New"/>
           <w:sz w:val="32"/>
           <w:szCs w:val="32"/>
+          <w:cs/>
+        </w:rPr>
+        <w:t>กลุ่มที่</w:t>
+      </w:r>
+      <w:r>
+        <w:rPr>
+          <w:rFonts w:ascii="TH Sarabun New" w:hAnsi="TH Sarabun New" w:cs="TH Sarabun New"/>
+          <w:sz w:val="32"/>
+          <w:szCs w:val="32"/>
+          <w:cs/>
+        </w:rPr>
+        <w:t xml:space="preserve"> </w:t>
+      </w:r>
+      <w:r>
+        <w:rPr>
+          <w:rFonts w:ascii="TH Sarabun New" w:hAnsi="TH Sarabun New" w:cs="TH Sarabun New"/>
+          <w:sz w:val="32"/>
+          <w:szCs w:val="32"/>
+          <w:cs/>
+        </w:rPr>
+        <w:t>๓</w:t>
+      </w:r>
+      <w:r>
+        <w:rPr>
+          <w:rFonts w:ascii="TH Sarabun New" w:hAnsi="TH Sarabun New" w:cs="TH Sarabun New"/>
+          <w:sz w:val="32"/>
+          <w:szCs w:val="32"/>
+          <w:cs/>
+        </w:rPr>
+        <w:t xml:space="preserve">. </w:t>
+      </w:r>
+      <w:r>
+        <w:rPr>
+          <w:rFonts w:ascii="TH Sarabun New" w:hAnsi="TH Sarabun New" w:cs="TH Sarabun New"/>
+          <w:sz w:val="32"/>
+          <w:szCs w:val="32"/>
+        </w:rPr>
+        <w:t xml:space="preserve">      </w:t>
+      </w:r>
+      <w:r>
+        <w:rPr>
+          <w:rFonts w:ascii="TH Sarabun New" w:hAnsi="TH Sarabun New" w:cs="TH Sarabun New"/>
+          <w:sz w:val="32"/>
+          <w:szCs w:val="32"/>
+        </w:rPr>
+        <w:t xml:space="preserve"> </w:t>
+      </w:r>
+      <w:r>
+        <w:rPr>
+          <w:rFonts w:ascii="TH Sarabun New" w:hAnsi="TH Sarabun New" w:cs="TH Sarabun New"/>
+          <w:sz w:val="32"/>
+          <w:szCs w:val="32"/>
+        </w:rPr>
+        <w:t xml:space="preserve"> </w:t>
+      </w:r>
+      <w:r>
+        <w:rPr>
+          <w:rFonts w:ascii="TH Sarabun New" w:hAnsi="TH Sarabun New" w:cs="TH Sarabun New"/>
+          <w:sz w:val="32"/>
+          <w:szCs w:val="32"/>
         </w:rPr>
         <w:t/>
-      </w:r>
-      <w:r>
-        <w:rPr>
-          <w:rFonts w:ascii="MS Gothic" w:eastAsia="MS Gothic" w:hAnsi="MS Gothic"/>
-        </w:rPr>
-        <w:t>☐</w:t>
-      </w:r>
-      <w:r>
-        <w:rPr>
-          <w:rFonts w:ascii="TH Sarabun New" w:hAnsi="TH Sarabun New" w:cs="TH Sarabun New"/>
-        </w:rPr>
-        <w:t xml:space="preserve"/>
-      </w:r>
-      <w:r>
-        <w:rPr>
-          <w:rFonts w:ascii="TH Sarabun New" w:hAnsi="TH Sarabun New" w:cs="TH Sarabun New"/>
-          <w:sz w:val="32"/>
-          <w:szCs w:val="32"/>
-          <w:cs/>
-        </w:rPr>
-        <w:tab/>
-      </w:r>
-      <w:r>
-        <w:rPr>
-          <w:rFonts w:ascii="TH Sarabun New" w:hAnsi="TH Sarabun New" w:cs="TH Sarabun New"/>
-          <w:sz w:val="32"/>
-          <w:szCs w:val="32"/>
-          <w:cs/>
-        </w:rPr>
-        <w:t>ผลงานสร้างสรรค์ด้านสุนทรียะ ศิลปะ</w:t>
-      </w:r>
-      <w:r>
-        <w:rPr>
-          <w:rFonts w:ascii="TH Sarabun New" w:hAnsi="TH Sarabun New" w:cs="TH Sarabun New"/>
-          <w:sz w:val="32"/>
-          <w:szCs w:val="32"/>
-          <w:cs/>
-        </w:rPr>
-        <w:tab/>
-      </w:r>
-      <w:r>
-        <w:rPr>
-          <w:rFonts w:ascii="TH Sarabun New" w:hAnsi="TH Sarabun New" w:cs="TH Sarabun New"/>
-          <w:sz w:val="32"/>
-          <w:szCs w:val="32"/>
-          <w:cs/>
-        </w:rPr>
-        <w:tab/>
-      </w:r>
-      <w:r>
-        <w:rPr>
-          <w:rFonts w:ascii="TH Sarabun New" w:hAnsi="TH Sarabun New" w:cs="TH Sarabun New"/>
-          <w:sz w:val="32"/>
-          <w:szCs w:val="32"/>
-          <w:cs/>
-        </w:rPr>
-        <w:tab/>
-      </w:r>
-      <w:r>
-        <w:rPr>
-          <w:rFonts w:ascii="TH Sarabun New" w:hAnsi="TH Sarabun New" w:cs="TH Sarabun New"/>
-          <w:sz w:val="32"/>
-          <w:szCs w:val="32"/>
-          <w:cs/>
-        </w:rPr>
-        <w:tab/>
-      </w:r>
-      <w:r>
-        <w:rPr>
-          <w:rFonts w:ascii="TH Sarabun New" w:hAnsi="TH Sarabun New" w:cs="TH Sarabun New"/>
-          <w:sz w:val="32"/>
-          <w:szCs w:val="32"/>
-        </w:rPr>
-        <w:t/>
-      </w:r>
-      <w:r>
-        <w:rPr>
-          <w:rFonts w:ascii="MS Gothic" w:eastAsia="MS Gothic" w:hAnsi="MS Gothic"/>
-        </w:rPr>
-        <w:t>☑</w:t>
-      </w:r>
-      <w:r>
-        <w:rPr>
-          <w:rFonts w:ascii="TH Sarabun New" w:hAnsi="TH Sarabun New" w:cs="TH Sarabun New"/>
-        </w:rPr>
-        <w:t xml:space="preserve"/>
-      </w:r>
-      <w:r>
-        <w:rPr>
-          <w:rFonts w:ascii="TH Sarabun New" w:hAnsi="TH Sarabun New" w:cs="TH Sarabun New"/>
-          <w:sz w:val="32"/>
-          <w:szCs w:val="32"/>
-          <w:cs/>
-        </w:rPr>
-        <w:tab/>
-      </w:r>
-      <w:r>
-        <w:rPr>
-          <w:rFonts w:ascii="TH Sarabun New" w:hAnsi="TH Sarabun New" w:cs="TH Sarabun New"/>
-          <w:sz w:val="32"/>
-          <w:szCs w:val="32"/>
-          <w:cs/>
-        </w:rPr>
-        <w:t xml:space="preserve"> ผลงานนวัตกรรม</w:t>
-      </w:r>
-    </w:p>
-    <w:p>
-      <w:pPr>
-        <w:spacing w:after="0" w:line="276" w:lineRule="auto"/>
-        <w:rPr>
-          <w:rFonts w:ascii="TH Sarabun New" w:hAnsi="TH Sarabun New" w:cs="TH Sarabun New"/>
-          <w:sz w:val="32"/>
-          <w:szCs w:val="32"/>
-        </w:rPr>
-      </w:pPr>
-      <w:r>
-        <w:rPr>
-          <w:rFonts w:ascii="TH Sarabun New" w:hAnsi="TH Sarabun New" w:cs="TH Sarabun New"/>
-          <w:sz w:val="32"/>
-          <w:szCs w:val="32"/>
-        </w:rPr>
-        <w:t/>
-      </w:r>
-      <w:r>
-        <w:rPr>
-          <w:rFonts w:ascii="MS Gothic" w:eastAsia="MS Gothic" w:hAnsi="MS Gothic"/>
-        </w:rPr>
-        <w:t>☑</w:t>
-      </w:r>
-      <w:r>
-        <w:rPr>
-          <w:rFonts w:ascii="TH Sarabun New" w:hAnsi="TH Sarabun New" w:cs="TH Sarabun New"/>
-        </w:rPr>
-        <w:t xml:space="preserve"/>
-      </w:r>
-      <w:r>
-        <w:rPr>
-          <w:rFonts w:ascii="TH Sarabun New" w:hAnsi="TH Sarabun New" w:cs="TH Sarabun New"/>
-          <w:sz w:val="32"/>
-          <w:szCs w:val="32"/>
-          <w:cs/>
-        </w:rPr>
-        <w:tab/>
-      </w:r>
-      <w:r>
-        <w:rPr>
-          <w:rFonts w:ascii="TH Sarabun New" w:hAnsi="TH Sarabun New" w:cs="TH Sarabun New"/>
-          <w:sz w:val="32"/>
-          <w:szCs w:val="32"/>
-          <w:cs/>
-        </w:rPr>
-        <w:t xml:space="preserve">ผลงานรับใช้ท้องถิ่นและสังคม </w:t>
-      </w:r>
-    </w:p>
-    <w:p>
-      <w:pPr>
-        <w:spacing w:after="0" w:line="276" w:lineRule="auto"/>
-        <w:rPr>
-          <w:rFonts w:ascii="TH Sarabun New" w:hAnsi="TH Sarabun New" w:cs="TH Sarabun New"/>
-          <w:sz w:val="32"/>
-          <w:szCs w:val="32"/>
-        </w:rPr>
-      </w:pPr>
-      <w:r>
-        <w:rPr>
-          <w:rFonts w:ascii="TH Sarabun New" w:hAnsi="TH Sarabun New" w:cs="TH Sarabun New"/>
-          <w:sz w:val="32"/>
-          <w:szCs w:val="32"/>
-          <w:cs/>
-        </w:rPr>
-        <w:t>กลุ่มที่</w:t>
-      </w:r>
-      <w:r>
-        <w:rPr>
-          <w:rFonts w:ascii="TH Sarabun New" w:hAnsi="TH Sarabun New" w:cs="TH Sarabun New"/>
-          <w:sz w:val="32"/>
-          <w:szCs w:val="32"/>
-          <w:cs/>
-        </w:rPr>
-        <w:t xml:space="preserve"> </w:t>
-      </w:r>
-      <w:r>
-        <w:rPr>
-          <w:rFonts w:ascii="TH Sarabun New" w:hAnsi="TH Sarabun New" w:cs="TH Sarabun New"/>
-          <w:sz w:val="32"/>
-          <w:szCs w:val="32"/>
-          <w:cs/>
-        </w:rPr>
-        <w:t>๓</w:t>
-      </w:r>
-      <w:r>
-        <w:rPr>
-          <w:rFonts w:ascii="TH Sarabun New" w:hAnsi="TH Sarabun New" w:cs="TH Sarabun New"/>
-          <w:sz w:val="32"/>
-          <w:szCs w:val="32"/>
-          <w:cs/>
-        </w:rPr>
-        <w:tab/>
-      </w:r>
-      <w:r>
-        <w:rPr>
-          <w:rFonts w:ascii="TH Sarabun New" w:hAnsi="TH Sarabun New" w:cs="TH Sarabun New"/>
-          <w:sz w:val="32"/>
-          <w:szCs w:val="32"/>
-        </w:rPr>
-        <w:t/>
-      </w:r>
-      <w:r>
-        <w:rPr>
-          <w:rFonts w:ascii="MS Gothic" w:eastAsia="MS Gothic" w:hAnsi="MS Gothic"/>
-        </w:rPr>
-        <w:t>☑</w:t>
-      </w:r>
-      <w:r>
-        <w:rPr>
-          <w:rFonts w:ascii="TH Sarabun New" w:hAnsi="TH Sarabun New" w:cs="TH Sarabun New"/>
-        </w:rPr>
-        <w:t xml:space="preserve"/>
       </w:r>
       <w:r>
         <w:rPr>
@@ -1516,7 +1301,7 @@
         <w:spacing w:after="0" w:line="276" w:lineRule="auto"/>
         <w:ind w:left="720" w:firstLine="720"/>
         <w:rPr>
-          <w:rFonts w:ascii="TH Sarabun New" w:hAnsi="TH Sarabun New" w:cs="TH Sarabun New" w:hint="cs"/>
+          <w:rFonts w:ascii="TH Sarabun New" w:hAnsi="TH Sarabun New" w:cs="TH Sarabun New"/>
           <w:sz w:val="32"/>
           <w:szCs w:val="32"/>
         </w:rPr>
@@ -1596,18 +1381,6 @@
           <w:szCs w:val="32"/>
         </w:rPr>
         <w:t/>
-      </w:r>
-      <w:r>
-        <w:rPr>
-          <w:rFonts w:ascii="MS Gothic" w:eastAsia="MS Gothic" w:hAnsi="MS Gothic"/>
-        </w:rPr>
-        <w:t>☑</w:t>
-      </w:r>
-      <w:r>
-        <w:rPr>
-          <w:rFonts w:ascii="TH Sarabun New" w:hAnsi="TH Sarabun New" w:cs="TH Sarabun New"/>
-        </w:rPr>
-        <w:t xml:space="preserve"/>
       </w:r>
       <w:r>
         <w:rPr>
@@ -2021,7 +1794,7 @@
                 <w:sz w:val="32"/>
                 <w:szCs w:val="32"/>
               </w:rPr>
-              <w:t>หเดกหเ</w:t>
+              <w:t>dw</w:t>
             </w:r>
             <w:r>
               <w:rPr>
@@ -2155,7 +1928,7 @@
                 <w:sz w:val="32"/>
                 <w:szCs w:val="32"/>
               </w:rPr>
-              <w:t>หกเห</w:t>
+              <w:t>dw</w:t>
             </w:r>
           </w:p>
         </w:tc>
@@ -2238,7 +2011,7 @@
                 <w:sz w:val="32"/>
                 <w:szCs w:val="32"/>
               </w:rPr>
-              <w:t>เหกเหเ</w:t>
+              <w:t>dw</w:t>
             </w:r>
           </w:p>
         </w:tc>
@@ -2357,7 +2130,7 @@
                 <w:sz w:val="32"/>
                 <w:szCs w:val="32"/>
               </w:rPr>
-              <w:t>หกเหกเ</w:t>
+              <w:t>d</w:t>
             </w:r>
           </w:p>
         </w:tc>
@@ -2456,7 +2229,7 @@
                 <w:sz w:val="32"/>
                 <w:szCs w:val="32"/>
               </w:rPr>
-              <w:t>หกเหกเก</w:t>
+              <w:t>wd</w:t>
             </w:r>
           </w:p>
         </w:tc>
@@ -2676,7 +2449,7 @@
                 <w:sz w:val="32"/>
                 <w:szCs w:val="32"/>
               </w:rPr>
-              <w:t>หเหกเ</w:t>
+              <w:t>ww</w:t>
             </w:r>
           </w:p>
         </w:tc>
@@ -2732,7 +2505,7 @@
                 <w:sz w:val="32"/>
                 <w:szCs w:val="32"/>
               </w:rPr>
-              <w:t>หกเกหเกเ</w:t>
+              <w:t>dw</w:t>
             </w:r>
           </w:p>
         </w:tc>
@@ -3007,7 +2780,7 @@
           <w:sz w:val="32"/>
           <w:szCs w:val="32"/>
         </w:rPr>
-        <w:t>เหเหกเ</w:t>
+        <w:t>dwdw</w:t>
       </w:r>
     </w:p>
     <w:p>
@@ -3052,7 +2825,7 @@
           <w:sz w:val="32"/>
           <w:szCs w:val="32"/>
         </w:rPr>
-        <w:t>หเหเหเ</w:t>
+        <w:t>dw</w:t>
       </w:r>
       <w:r>
         <w:rPr>
@@ -3137,7 +2910,7 @@
           <w:sz w:val="32"/>
           <w:szCs w:val="32"/>
         </w:rPr>
-        <w:t>เหหกเ</w:t>
+        <w:t>d</w:t>
       </w:r>
     </w:p>
     <w:p>
@@ -3438,7 +3211,7 @@
           <w:sz w:val="32"/>
           <w:szCs w:val="32"/>
         </w:rPr>
-        <w:t>หกเหกเห</w:t>
+        <w:t>wd</w:t>
       </w:r>
     </w:p>
     <w:p>
@@ -3479,7 +3252,7 @@
           <w:szCs w:val="32"/>
         </w:rPr>
         <w:tab/>
-        <w:t>หกเหกเห</w:t>
+        <w:t>wdw</w:t>
       </w:r>
     </w:p>
     <w:p>
@@ -3537,14 +3310,6 @@
           <w:sz w:val="32"/>
           <w:szCs w:val="32"/>
         </w:rPr>
-        <w:t>าาาา</w:t>
-      </w:r>
-      <w:r>
-        <w:rPr>
-          <w:rFonts w:ascii="TH Sarabun New" w:hAnsi="TH Sarabun New" w:cs="TH Sarabun New"/>
-          <w:sz w:val="32"/>
-          <w:szCs w:val="32"/>
-        </w:rPr>
         <w:t/>
       </w:r>
       <w:r>
@@ -3555,6 +3320,14 @@
         </w:rPr>
         <w:t/>
       </w:r>
+      <w:r>
+        <w:rPr>
+          <w:rFonts w:ascii="TH Sarabun New" w:hAnsi="TH Sarabun New" w:cs="TH Sarabun New"/>
+          <w:sz w:val="32"/>
+          <w:szCs w:val="32"/>
+        </w:rPr>
+        <w:t/>
+      </w:r>
     </w:p>
     <w:p>
       <w:pPr>
@@ -3627,7 +3400,7 @@
           <w:sz w:val="32"/>
           <w:szCs w:val="32"/>
         </w:rPr>
-        <w:t>Apec</w:t>
+        <w:t>dw</w:t>
       </w:r>
       <w:r>
         <w:rPr>
@@ -3724,7 +3497,7 @@
           <w:sz w:val="32"/>
           <w:szCs w:val="32"/>
         </w:rPr>
-        <w:t>หเกเห</w:t>
+        <w:t>d</w:t>
       </w:r>
       <w:r>
         <w:rPr>
@@ -3840,7 +3613,7 @@
           <w:sz w:val="32"/>
           <w:szCs w:val="32"/>
         </w:rPr>
-        <w:t>หเหเกเเ</w:t>
+        <w:t>wdw</w:t>
       </w:r>
       <w:r>
         <w:rPr>
@@ -3858,7 +3631,7 @@
         <w:spacing w:after="0" w:line="240" w:lineRule="auto"/>
         <w:jc w:val="center"/>
         <w:rPr>
-          <w:rFonts w:ascii="TH Sarabun New" w:hAnsi="TH Sarabun New" w:cs="TH Sarabun New"/>
+          <w:rFonts w:ascii="TH Sarabun New" w:hAnsi="TH Sarabun New" w:cs="TH Sarabun New" w:hint="cs"/>
           <w:color w:val="000000" w:themeColor="text1"/>
           <w:sz w:val="32"/>
           <w:szCs w:val="32"/>
@@ -3903,15 +3676,111 @@
         </w:rPr>
         <w:t>Corresponding author)</w:t>
       </w:r>
-      <w:r>
+    </w:p>
+    <w:p>
+      <w:pPr>
+        <w:spacing w:after="0" w:line="240" w:lineRule="auto"/>
+        <w:jc w:val="center"/>
         <w:rPr>
           <w:rFonts w:ascii="TH Sarabun New" w:hAnsi="TH Sarabun New" w:cs="TH Sarabun New"/>
           <w:color w:val="000000" w:themeColor="text1"/>
           <w:sz w:val="32"/>
           <w:szCs w:val="32"/>
-          <w:cs/>
-        </w:rPr>
-        <w:t xml:space="preserve"> </w:t>
+        </w:rPr>
+      </w:pPr>
+    </w:p>
+    <w:p>
+      <w:pPr>
+        <w:spacing w:after="0" w:line="240" w:lineRule="auto"/>
+        <w:jc w:val="center"/>
+        <w:rPr>
+          <w:rFonts w:ascii="TH Sarabun New" w:hAnsi="TH Sarabun New" w:cs="TH Sarabun New"/>
+          <w:color w:val="000000" w:themeColor="text1"/>
+          <w:sz w:val="32"/>
+          <w:szCs w:val="32"/>
+        </w:rPr>
+      </w:pPr>
+      <w:r>
+        <w:rPr>
+          <w:rFonts w:ascii="TH Sarabun New" w:hAnsi="TH Sarabun New" w:cs="TH Sarabun New"/>
+          <w:color w:val="000000" w:themeColor="text1"/>
+          <w:sz w:val="32"/>
+          <w:szCs w:val="32"/>
+          <w:cs/>
+        </w:rPr>
+        <w:t>ลงชื่อ.............................................</w:t>
+      </w:r>
+    </w:p>
+    <w:p>
+      <w:pPr>
+        <w:spacing w:after="0" w:line="240" w:lineRule="auto"/>
+        <w:jc w:val="center"/>
+        <w:rPr>
+          <w:rFonts w:ascii="TH Sarabun New" w:hAnsi="TH Sarabun New" w:cs="TH Sarabun New"/>
+          <w:color w:val="000000" w:themeColor="text1"/>
+          <w:sz w:val="32"/>
+          <w:szCs w:val="32"/>
+        </w:rPr>
+      </w:pPr>
+      <w:r>
+        <w:rPr>
+          <w:rFonts w:ascii="TH Sarabun New" w:hAnsi="TH Sarabun New" w:cs="TH Sarabun New"/>
+          <w:color w:val="000000" w:themeColor="text1"/>
+          <w:sz w:val="32"/>
+          <w:szCs w:val="32"/>
+          <w:cs/>
+        </w:rPr>
+        <w:t>(</w:t>
+      </w:r>
+      <w:r>
+        <w:rPr>
+          <w:rFonts w:ascii="TH Sarabun New" w:hAnsi="TH Sarabun New" w:cs="TH Sarabun New"/>
+          <w:color w:val="000000" w:themeColor="text1"/>
+          <w:sz w:val="32"/>
+          <w:szCs w:val="32"/>
+        </w:rPr>
+        <w:t>wdw</w:t>
+      </w:r>
+      <w:r>
+        <w:rPr>
+          <w:rFonts w:ascii="TH Sarabun New" w:hAnsi="TH Sarabun New" w:cs="TH Sarabun New"/>
+          <w:color w:val="000000" w:themeColor="text1"/>
+          <w:sz w:val="32"/>
+          <w:szCs w:val="32"/>
+          <w:cs/>
+        </w:rPr>
+        <w:t>)</w:t>
+      </w:r>
+    </w:p>
+    <w:p>
+      <w:pPr>
+        <w:spacing w:after="0" w:line="240" w:lineRule="auto"/>
+        <w:jc w:val="center"/>
+        <w:rPr>
+          <w:rFonts w:ascii="TH Sarabun New" w:hAnsi="TH Sarabun New" w:cs="TH Sarabun New" w:hint="cs"/>
+          <w:color w:val="000000" w:themeColor="text1"/>
+          <w:sz w:val="32"/>
+          <w:szCs w:val="32"/>
+        </w:rPr>
+      </w:pPr>
+      <w:r>
+        <w:rPr>
+          <w:rFonts w:ascii="TH Sarabun New" w:hAnsi="TH Sarabun New" w:cs="TH Sarabun New"/>
+          <w:color w:val="000000" w:themeColor="text1"/>
+          <w:sz w:val="32"/>
+          <w:szCs w:val="32"/>
+          <w:cs/>
+        </w:rPr>
+        <w:t>ผู้ประพันธ์บรรณกิจ (</w:t>
+      </w:r>
+      <w:r>
+        <w:rPr>
+          <w:rFonts w:ascii="TH Sarabun New" w:hAnsi="TH Sarabun New" w:cs="TH Sarabun New"/>
+          <w:color w:val="000000" w:themeColor="text1"/>
+          <w:sz w:val="32"/>
+          <w:szCs w:val="32"/>
+        </w:rPr>
+        <w:t>Corresponding author)</w:t>
       </w:r>
     </w:p>
     <w:p>
@@ -4855,6 +4724,7 @@
   <w:style w:type="character" w:default="1" w:styleId="DefaultParagraphFont">
     <w:name w:val="Default Paragraph Font"/>
     <w:uiPriority w:val="1"/>
+    <w:semiHidden/>
     <w:unhideWhenUsed/>
   </w:style>
   <w:style w:type="table" w:default="1" w:styleId="TableNormal">
